--- a/data_set/TEST_0/stego_method_4_TEST_0.docx
+++ b/data_set/TEST_0/stego_method_4_TEST_0.docx
@@ -98,1212 +98,7 @@
         <w:jc w:val="both"/>
       </w:pPr>
       <w:r>
-        <w:rPr>
-          <w:color w:val="020001"/>
-        </w:rPr>
-        <w:t>A</w:t>
-      </w:r>
-      <w:r>
-        <w:rPr>
-          <w:color w:val="030400"/>
-        </w:rPr>
-        <w:t>t</w:t>
-      </w:r>
-      <w:r>
-        <w:rPr/>
-        <w:t xml:space="preserve"> </w:t>
-      </w:r>
-      <w:r>
-        <w:rPr>
-          <w:color w:val="030400"/>
-        </w:rPr>
-        <w:t>f</w:t>
-      </w:r>
-      <w:r>
-        <w:rPr>
-          <w:color w:val="030001"/>
-        </w:rPr>
-        <w:t>i</w:t>
-      </w:r>
-      <w:r>
-        <w:rPr>
-          <w:color w:val="030402"/>
-        </w:rPr>
-        <w:t>r</w:t>
-      </w:r>
-      <w:r>
-        <w:rPr>
-          <w:color w:val="030101"/>
-        </w:rPr>
-        <w:t>s</w:t>
-      </w:r>
-      <w:r>
-        <w:rPr>
-          <w:color w:val="030302"/>
-        </w:rPr>
-        <w:t>t</w:t>
-      </w:r>
-      <w:r>
-        <w:rPr/>
-        <w:t xml:space="preserve"> </w:t>
-      </w:r>
-      <w:r>
-        <w:rPr>
-          <w:color w:val="030500"/>
-        </w:rPr>
-        <w:t>g</w:t>
-      </w:r>
-      <w:r>
-        <w:rPr>
-          <w:color w:val="030300"/>
-        </w:rPr>
-        <w:t>l</w:t>
-      </w:r>
-      <w:r>
-        <w:rPr>
-          <w:color w:val="030601"/>
-        </w:rPr>
-        <w:t>a</w:t>
-      </w:r>
-      <w:r>
-        <w:rPr>
-          <w:color w:val="010000"/>
-        </w:rPr>
-        <w:t>n</w:t>
-      </w:r>
-      <w:r>
-        <w:rPr>
-          <w:color w:val="030302"/>
-        </w:rPr>
-        <w:t>c</w:t>
-      </w:r>
-      <w:r>
-        <w:rPr>
-          <w:color w:val="030101"/>
-        </w:rPr>
-        <w:t>e</w:t>
-      </w:r>
-      <w:r>
-        <w:rPr>
-          <w:color w:val="030501"/>
-        </w:rPr>
-        <w:t>,</w:t>
-      </w:r>
-      <w:r>
-        <w:rPr/>
-        <w:t xml:space="preserve"> </w:t>
-      </w:r>
-      <w:r>
-        <w:rPr>
-          <w:color w:val="030500"/>
-        </w:rPr>
-        <w:t>i</w:t>
-      </w:r>
-      <w:r>
-        <w:rPr>
-          <w:color w:val="030402"/>
-        </w:rPr>
-        <w:t>t</w:t>
-      </w:r>
-      <w:r>
-        <w:rPr/>
-        <w:t xml:space="preserve"> </w:t>
-      </w:r>
-      <w:r>
-        <w:rPr>
-          <w:color w:val="030001"/>
-        </w:rPr>
-        <w:t>s</w:t>
-      </w:r>
-      <w:r>
-        <w:rPr>
-          <w:color w:val="030300"/>
-        </w:rPr>
-        <w:t>e</w:t>
-      </w:r>
-      <w:r>
-        <w:rPr>
-          <w:color w:val="010103"/>
-        </w:rPr>
-        <w:t>e</w:t>
-      </w:r>
-      <w:r>
-        <w:rPr>
-          <w:color w:val="030403"/>
-        </w:rPr>
-        <w:t>m</w:t>
-      </w:r>
-      <w:r>
-        <w:rPr>
-          <w:color w:val="010000"/>
-        </w:rPr>
-        <w:t>s</w:t>
-      </w:r>
-      <w:r>
-        <w:rPr/>
-        <w:t xml:space="preserve"> </w:t>
-      </w:r>
-      <w:r>
-        <w:rPr>
-          <w:color w:val="030400"/>
-        </w:rPr>
-        <w:t>n</w:t>
-      </w:r>
-      <w:r>
-        <w:rPr>
-          <w:color w:val="030402"/>
-        </w:rPr>
-        <w:t>o</w:t>
-      </w:r>
-      <w:r>
-        <w:rPr>
-          <w:color w:val="030303"/>
-        </w:rPr>
-        <w:t>t</w:t>
-      </w:r>
-      <w:r>
-        <w:rPr/>
-        <w:t xml:space="preserve"> </w:t>
-      </w:r>
-      <w:r>
-        <w:rPr>
-          <w:color w:val="030500"/>
-        </w:rPr>
-        <w:t>u</w:t>
-      </w:r>
-      <w:r>
-        <w:rPr>
-          <w:color w:val="030101"/>
-        </w:rPr>
-        <w:t>n</w:t>
-      </w:r>
-      <w:r>
-        <w:rPr>
-          <w:color w:val="030403"/>
-        </w:rPr>
-        <w:t>j</w:t>
-      </w:r>
-      <w:r>
-        <w:rPr>
-          <w:color w:val="030500"/>
-        </w:rPr>
-        <w:t>u</w:t>
-      </w:r>
-      <w:r>
-        <w:rPr>
-          <w:color w:val="010000"/>
-        </w:rPr>
-        <w:t>s</w:t>
-      </w:r>
-      <w:r>
-        <w:rPr>
-          <w:color w:val="030201"/>
-        </w:rPr>
-        <w:t>t</w:t>
-      </w:r>
-      <w:r>
-        <w:rPr/>
-        <w:t xml:space="preserve"> </w:t>
-      </w:r>
-      <w:r>
-        <w:rPr>
-          <w:color w:val="030403"/>
-        </w:rPr>
-        <w:t>t</w:t>
-      </w:r>
-      <w:r>
-        <w:rPr>
-          <w:color w:val="010000"/>
-        </w:rPr>
-        <w:t>h</w:t>
-      </w:r>
-      <w:r>
-        <w:rPr>
-          <w:color w:val="030500"/>
-        </w:rPr>
-        <w:t>a</w:t>
-      </w:r>
-      <w:r>
-        <w:rPr>
-          <w:color w:val="030200"/>
-        </w:rPr>
-        <w:t>t</w:t>
-      </w:r>
-      <w:r>
-        <w:rPr/>
-        <w:t xml:space="preserve"> </w:t>
-      </w:r>
-      <w:r>
-        <w:rPr>
-          <w:color w:val="030303"/>
-        </w:rPr>
-        <w:t>t</w:t>
-      </w:r>
-      <w:r>
-        <w:rPr>
-          <w:color w:val="030402"/>
-        </w:rPr>
-        <w:t>h</w:t>
-      </w:r>
-      <w:r>
-        <w:rPr>
-          <w:color w:val="030303"/>
-        </w:rPr>
-        <w:t>e</w:t>
-      </w:r>
-      <w:r>
-        <w:rPr/>
-        <w:t xml:space="preserve"> </w:t>
-      </w:r>
-      <w:r>
-        <w:rPr>
-          <w:color w:val="030501"/>
-        </w:rPr>
-        <w:t>t</w:t>
-      </w:r>
-      <w:r>
-        <w:rPr>
-          <w:color w:val="030103"/>
-        </w:rPr>
-        <w:t>e</w:t>
-      </w:r>
-      <w:r>
-        <w:rPr>
-          <w:color w:val="030200"/>
-        </w:rPr>
-        <w:t>r</w:t>
-      </w:r>
-      <w:r>
-        <w:rPr>
-          <w:color w:val="030300"/>
-        </w:rPr>
-        <w:t>m</w:t>
-      </w:r>
-      <w:r>
-        <w:rPr/>
-        <w:t xml:space="preserve"> </w:t>
-      </w:r>
-      <w:r>
-        <w:rPr>
-          <w:color w:val="030601"/>
-        </w:rPr>
-        <w:t>"</w:t>
-      </w:r>
-      <w:r>
-        <w:rPr>
-          <w:color w:val="010000"/>
-        </w:rPr>
-        <w:t>s</w:t>
-      </w:r>
-      <w:r>
-        <w:rPr>
-          <w:color w:val="030100"/>
-        </w:rPr>
-        <w:t>t</w:t>
-      </w:r>
-      <w:r>
-        <w:rPr>
-          <w:color w:val="030201"/>
-        </w:rPr>
-        <w:t>r</w:t>
-      </w:r>
-      <w:r>
-        <w:rPr>
-          <w:color w:val="030403"/>
-        </w:rPr>
-        <w:t>a</w:t>
-      </w:r>
-      <w:r>
-        <w:rPr>
-          <w:color w:val="030003"/>
-        </w:rPr>
-        <w:t>t</w:t>
-      </w:r>
-      <w:r>
-        <w:rPr>
-          <w:color w:val="030303"/>
-        </w:rPr>
-        <w:t>e</w:t>
-      </w:r>
-      <w:r>
-        <w:rPr>
-          <w:color w:val="030501"/>
-        </w:rPr>
-        <w:t>g</w:t>
-      </w:r>
-      <w:r>
-        <w:rPr>
-          <w:color w:val="030302"/>
-        </w:rPr>
-        <w:t>y</w:t>
-      </w:r>
-      <w:r>
-        <w:rPr>
-          <w:color w:val="030500"/>
-        </w:rPr>
-        <w:t>"</w:t>
-      </w:r>
-      <w:r>
-        <w:rPr/>
-        <w:t xml:space="preserve"> </w:t>
-      </w:r>
-      <w:r>
-        <w:rPr>
-          <w:color w:val="030101"/>
-        </w:rPr>
-        <w:t>s</w:t>
-      </w:r>
-      <w:r>
-        <w:rPr>
-          <w:color w:val="030100"/>
-        </w:rPr>
-        <w:t>h</w:t>
-      </w:r>
-      <w:r>
-        <w:rPr>
-          <w:color w:val="010000"/>
-        </w:rPr>
-        <w:t>o</w:t>
-      </w:r>
-      <w:r>
-        <w:rPr>
-          <w:color w:val="030001"/>
-        </w:rPr>
-        <w:t>u</w:t>
-      </w:r>
-      <w:r>
-        <w:rPr>
-          <w:color w:val="030302"/>
-        </w:rPr>
-        <w:t>l</w:t>
-      </w:r>
-      <w:r>
-        <w:rPr>
-          <w:color w:val="030100"/>
-        </w:rPr>
-        <w:t>d</w:t>
-      </w:r>
-      <w:r>
-        <w:rPr/>
-        <w:t xml:space="preserve"> </w:t>
-      </w:r>
-      <w:r>
-        <w:rPr>
-          <w:color w:val="010000"/>
-        </w:rPr>
-        <w:t>b</w:t>
-      </w:r>
-      <w:r>
-        <w:rPr>
-          <w:color w:val="030201"/>
-        </w:rPr>
-        <w:t>e</w:t>
-      </w:r>
-      <w:r>
-        <w:rPr/>
-        <w:t xml:space="preserve"> </w:t>
-      </w:r>
-      <w:r>
-        <w:rPr>
-          <w:color w:val="030103"/>
-        </w:rPr>
-        <w:t>d</w:t>
-      </w:r>
-      <w:r>
-        <w:rPr>
-          <w:color w:val="030302"/>
-        </w:rPr>
-        <w:t>e</w:t>
-      </w:r>
-      <w:r>
-        <w:rPr>
-          <w:color w:val="030303"/>
-        </w:rPr>
-        <w:t>r</w:t>
-      </w:r>
-      <w:r>
-        <w:rPr>
-          <w:color w:val="030402"/>
-        </w:rPr>
-        <w:t>i</w:t>
-      </w:r>
-      <w:r>
-        <w:rPr>
-          <w:color w:val="030101"/>
-        </w:rPr>
-        <w:t>v</w:t>
-      </w:r>
-      <w:r>
-        <w:rPr>
-          <w:color w:val="030100"/>
-        </w:rPr>
-        <w:t>e</w:t>
-      </w:r>
-      <w:r>
-        <w:rPr>
-          <w:color w:val="010302"/>
-        </w:rPr>
-        <w:t>d</w:t>
-      </w:r>
-      <w:r>
-        <w:rPr/>
-        <w:t xml:space="preserve"> </w:t>
-      </w:r>
-      <w:r>
-        <w:rPr>
-          <w:color w:val="010000"/>
-        </w:rPr>
-        <w:t>f</w:t>
-      </w:r>
-      <w:r>
-        <w:rPr>
-          <w:color w:val="020201"/>
-        </w:rPr>
-        <w:t>r</w:t>
-      </w:r>
-      <w:r>
-        <w:rPr>
-          <w:color w:val="030403"/>
-        </w:rPr>
-        <w:t>o</w:t>
-      </w:r>
-      <w:r>
-        <w:rPr>
-          <w:color w:val="030301"/>
-        </w:rPr>
-        <w:t>m</w:t>
-      </w:r>
-      <w:r>
-        <w:rPr/>
-        <w:t xml:space="preserve"> </w:t>
-      </w:r>
-      <w:r>
-        <w:rPr>
-          <w:color w:val="030001"/>
-        </w:rPr>
-        <w:t>"</w:t>
-      </w:r>
-      <w:r>
-        <w:rPr>
-          <w:color w:val="030302"/>
-        </w:rPr>
-        <w:t>c</w:t>
-      </w:r>
-      <w:r>
-        <w:rPr>
-          <w:color w:val="010000"/>
-        </w:rPr>
-        <w:t>u</w:t>
-      </w:r>
-      <w:r>
-        <w:rPr>
-          <w:color w:val="030200"/>
-        </w:rPr>
-        <w:t>n</w:t>
-      </w:r>
-      <w:r>
-        <w:rPr>
-          <w:color w:val="030001"/>
-        </w:rPr>
-        <w:t>n</w:t>
-      </w:r>
-      <w:r>
-        <w:rPr>
-          <w:color w:val="030402"/>
-        </w:rPr>
-        <w:t>i</w:t>
-      </w:r>
-      <w:r>
-        <w:rPr>
-          <w:color w:val="030100"/>
-        </w:rPr>
-        <w:t>n</w:t>
-      </w:r>
-      <w:r>
-        <w:rPr>
-          <w:color w:val="010000"/>
-        </w:rPr>
-        <w:t>g</w:t>
-      </w:r>
-      <w:r>
-        <w:rPr>
-          <w:color w:val="030200"/>
-        </w:rPr>
-        <w:t>"</w:t>
-      </w:r>
-      <w:r>
-        <w:rPr/>
-        <w:t xml:space="preserve"> </w:t>
-      </w:r>
-      <w:r>
-        <w:rPr>
-          <w:color w:val="030201"/>
-        </w:rPr>
-        <w:t>a</w:t>
-      </w:r>
-      <w:r>
-        <w:rPr>
-          <w:color w:val="030500"/>
-        </w:rPr>
-        <w:t>n</w:t>
-      </w:r>
-      <w:r>
-        <w:rPr>
-          <w:color w:val="010302"/>
-        </w:rPr>
-        <w:t>d</w:t>
-      </w:r>
-      <w:r>
-        <w:rPr/>
-        <w:t xml:space="preserve"> </w:t>
-      </w:r>
-      <w:r>
-        <w:rPr>
-          <w:color w:val="010000"/>
-        </w:rPr>
-        <w:t>t</w:t>
-      </w:r>
-      <w:r>
-        <w:rPr>
-          <w:color w:val="020002"/>
-        </w:rPr>
-        <w:t>h</w:t>
-      </w:r>
-      <w:r>
-        <w:rPr>
-          <w:color w:val="030300"/>
-        </w:rPr>
-        <w:t>a</w:t>
-      </w:r>
-      <w:r>
-        <w:rPr>
-          <w:color w:val="030303"/>
-        </w:rPr>
-        <w:t>t</w:t>
-      </w:r>
-      <w:r>
-        <w:rPr>
-          <w:color w:val="030003"/>
-        </w:rPr>
-        <w:t>,</w:t>
-      </w:r>
-      <w:r>
-        <w:rPr/>
-        <w:t xml:space="preserve"> </w:t>
-      </w:r>
-      <w:r>
-        <w:rPr>
-          <w:color w:val="030203"/>
-        </w:rPr>
-        <w:t>f</w:t>
-      </w:r>
-      <w:r>
-        <w:rPr>
-          <w:color w:val="030001"/>
-        </w:rPr>
-        <w:t>o</w:t>
-      </w:r>
-      <w:r>
-        <w:rPr>
-          <w:color w:val="030100"/>
-        </w:rPr>
-        <w:t>r</w:t>
-      </w:r>
-      <w:r>
-        <w:rPr/>
-        <w:t xml:space="preserve"> </w:t>
-      </w:r>
-      <w:r>
-        <w:rPr>
-          <w:color w:val="030101"/>
-        </w:rPr>
-        <w:t>a</w:t>
-      </w:r>
-      <w:r>
-        <w:rPr>
-          <w:color w:val="010000"/>
-        </w:rPr>
-        <w:t>l</w:t>
-      </w:r>
-      <w:r>
-        <w:rPr>
-          <w:color w:val="030201"/>
-        </w:rPr>
-        <w:t>l</w:t>
-      </w:r>
-      <w:r>
-        <w:rPr/>
-        <w:t xml:space="preserve"> </w:t>
-      </w:r>
-      <w:r>
-        <w:rPr>
-          <w:color w:val="030403"/>
-        </w:rPr>
-        <w:t>t</w:t>
-      </w:r>
-      <w:r>
-        <w:rPr>
-          <w:color w:val="030403"/>
-        </w:rPr>
-        <w:t>h</w:t>
-      </w:r>
-      <w:r>
-        <w:rPr>
-          <w:color w:val="030501"/>
-        </w:rPr>
-        <w:t>e</w:t>
-      </w:r>
-      <w:r>
-        <w:rPr/>
-        <w:t xml:space="preserve"> </w:t>
-      </w:r>
-      <w:r>
-        <w:rPr>
-          <w:color w:val="030101"/>
-        </w:rPr>
-        <w:t>r</w:t>
-      </w:r>
-      <w:r>
-        <w:rPr>
-          <w:color w:val="010000"/>
-        </w:rPr>
-        <w:t>e</w:t>
-      </w:r>
-      <w:r>
-        <w:rPr>
-          <w:color w:val="030001"/>
-        </w:rPr>
-        <w:t>a</w:t>
-      </w:r>
-      <w:r>
-        <w:rPr>
-          <w:color w:val="030102"/>
-        </w:rPr>
-        <w:t>l</w:t>
-      </w:r>
-      <w:r>
-        <w:rPr/>
-        <w:t xml:space="preserve"> </w:t>
-      </w:r>
-      <w:r>
-        <w:rPr>
-          <w:color w:val="030102"/>
-        </w:rPr>
-        <w:t>a</w:t>
-      </w:r>
-      <w:r>
-        <w:rPr>
-          <w:color w:val="030101"/>
-        </w:rPr>
-        <w:t>n</w:t>
-      </w:r>
-      <w:r>
-        <w:rPr>
-          <w:color w:val="030003"/>
-        </w:rPr>
-        <w:t>d</w:t>
-      </w:r>
-      <w:r>
-        <w:rPr/>
-        <w:t xml:space="preserve"> </w:t>
-      </w:r>
-      <w:r>
-        <w:rPr>
-          <w:color w:val="030500"/>
-        </w:rPr>
-        <w:t>a</w:t>
-      </w:r>
-      <w:r>
-        <w:rPr>
-          <w:color w:val="030403"/>
-        </w:rPr>
-        <w:t>p</w:t>
-      </w:r>
-      <w:r>
-        <w:rPr>
-          <w:color w:val="010000"/>
-        </w:rPr>
-        <w:t>p</w:t>
-      </w:r>
-      <w:r>
-        <w:rPr>
-          <w:color w:val="030400"/>
-        </w:rPr>
-        <w:t>a</w:t>
-      </w:r>
-      <w:r>
-        <w:rPr>
-          <w:color w:val="030402"/>
-        </w:rPr>
-        <w:t>r</w:t>
-      </w:r>
-      <w:r>
-        <w:rPr>
-          <w:color w:val="030101"/>
-        </w:rPr>
-        <w:t>e</w:t>
-      </w:r>
-      <w:r>
-        <w:rPr>
-          <w:color w:val="030500"/>
-        </w:rPr>
-        <w:t>n</w:t>
-      </w:r>
-      <w:r>
-        <w:rPr>
-          <w:color w:val="030101"/>
-        </w:rPr>
-        <w:t>t</w:t>
-      </w:r>
-      <w:r>
-        <w:rPr/>
-        <w:t xml:space="preserve"> </w:t>
-      </w:r>
-      <w:r>
-        <w:rPr>
-          <w:color w:val="030600"/>
-        </w:rPr>
-        <w:t>c</w:t>
-      </w:r>
-      <w:r>
-        <w:rPr>
-          <w:color w:val="030500"/>
-        </w:rPr>
-        <w:t>h</w:t>
-      </w:r>
-      <w:r>
-        <w:rPr>
-          <w:color w:val="010000"/>
-        </w:rPr>
-        <w:t>a</w:t>
-      </w:r>
-      <w:r>
-        <w:rPr>
-          <w:color w:val="030102"/>
-        </w:rPr>
-        <w:t>n</w:t>
-      </w:r>
-      <w:r>
-        <w:rPr>
-          <w:color w:val="030303"/>
-        </w:rPr>
-        <w:t>g</w:t>
-      </w:r>
-      <w:r>
-        <w:rPr>
-          <w:color w:val="030402"/>
-        </w:rPr>
-        <w:t>e</w:t>
-      </w:r>
-      <w:r>
-        <w:rPr>
-          <w:color w:val="010000"/>
-        </w:rPr>
-        <w:t>s</w:t>
-      </w:r>
-      <w:r>
-        <w:rPr/>
-        <w:t xml:space="preserve"> </w:t>
-      </w:r>
-      <w:r>
-        <w:rPr>
-          <w:color w:val="030101"/>
-        </w:rPr>
-        <w:t>t</w:t>
-      </w:r>
-      <w:r>
-        <w:rPr>
-          <w:color w:val="030301"/>
-        </w:rPr>
-        <w:t>h</w:t>
-      </w:r>
-      <w:r>
-        <w:rPr>
-          <w:color w:val="030002"/>
-        </w:rPr>
-        <w:t>a</w:t>
-      </w:r>
-      <w:r>
-        <w:rPr>
-          <w:color w:val="030001"/>
-        </w:rPr>
-        <w:t>t</w:t>
-      </w:r>
-      <w:r>
-        <w:rPr/>
-        <w:t xml:space="preserve"> </w:t>
-      </w:r>
-      <w:r>
-        <w:rPr>
-          <w:color w:val="030402"/>
-        </w:rPr>
-        <w:t>w</w:t>
-      </w:r>
-      <w:r>
-        <w:rPr>
-          <w:color w:val="030103"/>
-        </w:rPr>
-        <w:t>a</w:t>
-      </w:r>
-      <w:r>
-        <w:rPr>
-          <w:color w:val="030303"/>
-        </w:rPr>
-        <w:t>r</w:t>
-      </w:r>
-      <w:r>
-        <w:rPr/>
-        <w:t xml:space="preserve"> </w:t>
-      </w:r>
-      <w:r>
-        <w:rPr>
-          <w:color w:val="010000"/>
-        </w:rPr>
-        <w:t>h</w:t>
-      </w:r>
-      <w:r>
-        <w:rPr>
-          <w:color w:val="030303"/>
-        </w:rPr>
-        <w:t>a</w:t>
-      </w:r>
-      <w:r>
-        <w:rPr>
-          <w:color w:val="030302"/>
-        </w:rPr>
-        <w:t>s</w:t>
-      </w:r>
-      <w:r>
-        <w:rPr/>
-        <w:t xml:space="preserve"> </w:t>
-      </w:r>
-      <w:r>
-        <w:rPr>
-          <w:color w:val="010000"/>
-        </w:rPr>
-        <w:t>u</w:t>
-      </w:r>
-      <w:r>
-        <w:rPr>
-          <w:color w:val="030002"/>
-        </w:rPr>
-        <w:t>n</w:t>
-      </w:r>
-      <w:r>
-        <w:rPr>
-          <w:color w:val="030601"/>
-        </w:rPr>
-        <w:t>d</w:t>
-      </w:r>
-      <w:r>
-        <w:rPr>
-          <w:color w:val="010301"/>
-        </w:rPr>
-        <w:t>e</w:t>
-      </w:r>
-      <w:r>
-        <w:rPr>
-          <w:color w:val="030400"/>
-        </w:rPr>
-        <w:t>r</w:t>
-      </w:r>
-      <w:r>
-        <w:rPr>
-          <w:color w:val="030402"/>
-        </w:rPr>
-        <w:t>g</w:t>
-      </w:r>
-      <w:r>
-        <w:rPr>
-          <w:color w:val="030303"/>
-        </w:rPr>
-        <w:t>o</w:t>
-      </w:r>
-      <w:r>
-        <w:rPr>
-          <w:color w:val="030100"/>
-        </w:rPr>
-        <w:t>n</w:t>
-      </w:r>
-      <w:r>
-        <w:rPr>
-          <w:color w:val="030501"/>
-        </w:rPr>
-        <w:t>e</w:t>
-      </w:r>
-      <w:r>
-        <w:rPr/>
-        <w:t xml:space="preserve"> </w:t>
-      </w:r>
-      <w:r>
-        <w:rPr>
-          <w:color w:val="030003"/>
-        </w:rPr>
-        <w:t>s</w:t>
-      </w:r>
-      <w:r>
-        <w:rPr>
-          <w:color w:val="030500"/>
-        </w:rPr>
-        <w:t>i</w:t>
-      </w:r>
-      <w:r>
-        <w:rPr>
-          <w:color w:val="030403"/>
-        </w:rPr>
-        <w:t>n</w:t>
-      </w:r>
-      <w:r>
-        <w:rPr>
-          <w:color w:val="010300"/>
-        </w:rPr>
-        <w:t>c</w:t>
-      </w:r>
-      <w:r>
-        <w:rPr>
-          <w:color w:val="010000"/>
-        </w:rPr>
-        <w:t>e</w:t>
-      </w:r>
-      <w:r>
-        <w:rPr/>
-        <w:t xml:space="preserve"> </w:t>
-      </w:r>
-      <w:r>
-        <w:rPr>
-          <w:color w:val="030101"/>
-        </w:rPr>
-        <w:t>t</w:t>
-      </w:r>
-      <w:r>
-        <w:rPr>
-          <w:color w:val="030202"/>
-        </w:rPr>
-        <w:t>h</w:t>
-      </w:r>
-      <w:r>
-        <w:rPr>
-          <w:color w:val="030101"/>
-        </w:rPr>
-        <w:t>e</w:t>
-      </w:r>
-      <w:r>
-        <w:rPr/>
-        <w:t xml:space="preserve"> </w:t>
-      </w:r>
-      <w:r>
-        <w:rPr>
-          <w:color w:val="030003"/>
-        </w:rPr>
-        <w:t>d</w:t>
-      </w:r>
-      <w:r>
-        <w:rPr>
-          <w:color w:val="030500"/>
-        </w:rPr>
-        <w:t>a</w:t>
-      </w:r>
-      <w:r>
-        <w:rPr>
-          <w:color w:val="030201"/>
-        </w:rPr>
-        <w:t>y</w:t>
-      </w:r>
-      <w:r>
-        <w:rPr>
-          <w:color w:val="030302"/>
-        </w:rPr>
-        <w:t>s</w:t>
-      </w:r>
-      <w:r>
-        <w:rPr/>
-        <w:t xml:space="preserve"> </w:t>
-      </w:r>
-      <w:r>
-        <w:rPr>
-          <w:color w:val="030103"/>
-        </w:rPr>
-        <w:t>o</w:t>
-      </w:r>
-      <w:r>
-        <w:rPr>
-          <w:color w:val="010000"/>
-        </w:rPr>
-        <w:t>f</w:t>
-      </w:r>
-      <w:r>
-        <w:rPr/>
-        <w:t xml:space="preserve"> </w:t>
-      </w:r>
-      <w:r>
-        <w:rPr>
-          <w:color w:val="030403"/>
-        </w:rPr>
-        <w:t>a</w:t>
-      </w:r>
-      <w:r>
-        <w:rPr>
-          <w:color w:val="030501"/>
-        </w:rPr>
-        <w:t>n</w:t>
-      </w:r>
-      <w:r>
-        <w:rPr>
-          <w:color w:val="030101"/>
-        </w:rPr>
-        <w:t>c</w:t>
-      </w:r>
-      <w:r>
-        <w:rPr>
-          <w:color w:val="030500"/>
-        </w:rPr>
-        <w:t>i</w:t>
-      </w:r>
-      <w:r>
-        <w:rPr>
-          <w:color w:val="030403"/>
-        </w:rPr>
-        <w:t>e</w:t>
-      </w:r>
-      <w:r>
-        <w:rPr>
-          <w:color w:val="010000"/>
-        </w:rPr>
-        <w:t>n</w:t>
-      </w:r>
-      <w:r>
-        <w:rPr>
-          <w:color w:val="030001"/>
-        </w:rPr>
-        <w:t>t</w:t>
-      </w:r>
-      <w:r>
-        <w:rPr/>
-        <w:t xml:space="preserve"> </w:t>
-      </w:r>
-      <w:r>
-        <w:rPr>
-          <w:color w:val="030302"/>
-        </w:rPr>
-        <w:t>G</w:t>
-      </w:r>
-      <w:r>
-        <w:rPr>
-          <w:color w:val="030100"/>
-        </w:rPr>
-        <w:t>r</w:t>
-      </w:r>
-      <w:r>
-        <w:rPr>
-          <w:color w:val="010000"/>
-        </w:rPr>
-        <w:t>e</w:t>
-      </w:r>
-      <w:r>
-        <w:rPr>
-          <w:color w:val="030502"/>
-        </w:rPr>
-        <w:t>e</w:t>
-      </w:r>
-      <w:r>
-        <w:rPr>
-          <w:color w:val="030101"/>
-        </w:rPr>
-        <w:t>c</w:t>
-      </w:r>
-      <w:r>
-        <w:rPr>
-          <w:color w:val="030103"/>
-        </w:rPr>
-        <w:t>e</w:t>
-      </w:r>
-      <w:r>
-        <w:rPr>
-          <w:color w:val="030101"/>
-        </w:rPr>
-        <w:t>,</w:t>
-      </w:r>
-      <w:r>
-        <w:rPr/>
-        <w:t xml:space="preserve"> </w:t>
-      </w:r>
-      <w:r>
-        <w:rPr>
-          <w:color w:val="030500"/>
-        </w:rPr>
-        <w:t>t</w:t>
-      </w:r>
-      <w:r>
-        <w:rPr>
-          <w:color w:val="030001"/>
-        </w:rPr>
-        <w:t>h</w:t>
-      </w:r>
-      <w:r>
-        <w:rPr>
-          <w:color w:val="030002"/>
-        </w:rPr>
-        <w:t>i</w:t>
-      </w:r>
-      <w:r>
-        <w:rPr>
-          <w:color w:val="030300"/>
-        </w:rPr>
-        <w:t>s</w:t>
-      </w:r>
-      <w:r>
-        <w:rPr/>
-        <w:t xml:space="preserve"> </w:t>
-      </w:r>
-      <w:r>
-        <w:rPr>
-          <w:color w:val="030101"/>
-        </w:rPr>
-        <w:t>t</w:t>
-      </w:r>
-      <w:r>
-        <w:rPr>
-          <w:color w:val="010000"/>
-        </w:rPr>
-        <w:t>e</w:t>
-      </w:r>
-      <w:r>
-        <w:rPr>
-          <w:color w:val="030303"/>
-        </w:rPr>
-        <w:t>r</w:t>
-      </w:r>
-      <w:r>
-        <w:rPr>
-          <w:color w:val="030201"/>
-        </w:rPr>
-        <w:t>m</w:t>
-      </w:r>
-      <w:r>
-        <w:rPr/>
-        <w:t xml:space="preserve"> </w:t>
-      </w:r>
-      <w:r>
-        <w:rPr>
-          <w:color w:val="030300"/>
-        </w:rPr>
-        <w:t>s</w:t>
-      </w:r>
-      <w:r>
-        <w:rPr>
-          <w:color w:val="030403"/>
-        </w:rPr>
-        <w:t>t</w:t>
-      </w:r>
-      <w:r>
-        <w:rPr>
-          <w:color w:val="010302"/>
-        </w:rPr>
-        <w:t>i</w:t>
-      </w:r>
-      <w:r>
-        <w:rPr/>
-        <w:t xml:space="preserve">ll indicates its essential nature. </w:t>
+        <w:t xml:space="preserve">At first glance, it seems not unjust that the term "strategy" should be derived from "cunning" and that, for all the real and apparent changes that war has undergone since the days of ancient Greece, this term still indicates its essential nature. </w:t>
       </w:r>
     </w:p>
     <w:p>
@@ -1376,7 +171,1200 @@
         <w:jc w:val="both"/>
       </w:pPr>
       <w:r>
-        <w:t>However, the weaker the forces that are at the disposal of the supreme commander, the more appealing the use of cunning becomes. In a state of weakness and insignificance, when prudence, judgment, and ability no longer suffice, cunning may well appear the only hope. The bleaker the situation, with everything concentrating on a single desperate attempt, the more readily cunning is joined to daring. Released from all future considerations, and liberated from thoughts of later retribution, boldness and cunning will be free to augment each other to the point of concentrating a faint glimmer of hope into a single beam of light which may yet kindle a flame.</w:t>
+        <w:rPr>
+          <w:color w:val="020001"/>
+        </w:rPr>
+        <w:t>H</w:t>
+      </w:r>
+      <w:r>
+        <w:rPr>
+          <w:color w:val="030400"/>
+        </w:rPr>
+        <w:t>o</w:t>
+      </w:r>
+      <w:r>
+        <w:rPr>
+          <w:color w:val="030400"/>
+        </w:rPr>
+        <w:t>w</w:t>
+      </w:r>
+      <w:r>
+        <w:rPr>
+          <w:color w:val="030001"/>
+        </w:rPr>
+        <w:t>e</w:t>
+      </w:r>
+      <w:r>
+        <w:rPr>
+          <w:color w:val="030402"/>
+        </w:rPr>
+        <w:t>v</w:t>
+      </w:r>
+      <w:r>
+        <w:rPr>
+          <w:color w:val="030101"/>
+        </w:rPr>
+        <w:t>e</w:t>
+      </w:r>
+      <w:r>
+        <w:rPr>
+          <w:color w:val="030302"/>
+        </w:rPr>
+        <w:t>r</w:t>
+      </w:r>
+      <w:r>
+        <w:rPr>
+          <w:color w:val="030500"/>
+        </w:rPr>
+        <w:t>,</w:t>
+      </w:r>
+      <w:r>
+        <w:rPr/>
+        <w:t xml:space="preserve"> </w:t>
+      </w:r>
+      <w:r>
+        <w:rPr>
+          <w:color w:val="030300"/>
+        </w:rPr>
+        <w:t>t</w:t>
+      </w:r>
+      <w:r>
+        <w:rPr>
+          <w:color w:val="030601"/>
+        </w:rPr>
+        <w:t>h</w:t>
+      </w:r>
+      <w:r>
+        <w:rPr>
+          <w:color w:val="010000"/>
+        </w:rPr>
+        <w:t>e</w:t>
+      </w:r>
+      <w:r>
+        <w:rPr/>
+        <w:t xml:space="preserve"> </w:t>
+      </w:r>
+      <w:r>
+        <w:rPr>
+          <w:color w:val="030302"/>
+        </w:rPr>
+        <w:t>w</w:t>
+      </w:r>
+      <w:r>
+        <w:rPr>
+          <w:color w:val="030101"/>
+        </w:rPr>
+        <w:t>e</w:t>
+      </w:r>
+      <w:r>
+        <w:rPr>
+          <w:color w:val="030501"/>
+        </w:rPr>
+        <w:t>a</w:t>
+      </w:r>
+      <w:r>
+        <w:rPr>
+          <w:color w:val="030500"/>
+        </w:rPr>
+        <w:t>k</w:t>
+      </w:r>
+      <w:r>
+        <w:rPr>
+          <w:color w:val="030402"/>
+        </w:rPr>
+        <w:t>e</w:t>
+      </w:r>
+      <w:r>
+        <w:rPr>
+          <w:color w:val="030001"/>
+        </w:rPr>
+        <w:t>r</w:t>
+      </w:r>
+      <w:r>
+        <w:rPr/>
+        <w:t xml:space="preserve"> </w:t>
+      </w:r>
+      <w:r>
+        <w:rPr>
+          <w:color w:val="030300"/>
+        </w:rPr>
+        <w:t>t</w:t>
+      </w:r>
+      <w:r>
+        <w:rPr>
+          <w:color w:val="010103"/>
+        </w:rPr>
+        <w:t>h</w:t>
+      </w:r>
+      <w:r>
+        <w:rPr>
+          <w:color w:val="030403"/>
+        </w:rPr>
+        <w:t>e</w:t>
+      </w:r>
+      <w:r>
+        <w:rPr/>
+        <w:t xml:space="preserve"> </w:t>
+      </w:r>
+      <w:r>
+        <w:rPr>
+          <w:color w:val="010000"/>
+        </w:rPr>
+        <w:t>f</w:t>
+      </w:r>
+      <w:r>
+        <w:rPr>
+          <w:color w:val="030400"/>
+        </w:rPr>
+        <w:t>o</w:t>
+      </w:r>
+      <w:r>
+        <w:rPr>
+          <w:color w:val="030402"/>
+        </w:rPr>
+        <w:t>r</w:t>
+      </w:r>
+      <w:r>
+        <w:rPr>
+          <w:color w:val="030303"/>
+        </w:rPr>
+        <w:t>c</w:t>
+      </w:r>
+      <w:r>
+        <w:rPr>
+          <w:color w:val="030500"/>
+        </w:rPr>
+        <w:t>e</w:t>
+      </w:r>
+      <w:r>
+        <w:rPr>
+          <w:color w:val="030101"/>
+        </w:rPr>
+        <w:t>s</w:t>
+      </w:r>
+      <w:r>
+        <w:rPr/>
+        <w:t xml:space="preserve"> </w:t>
+      </w:r>
+      <w:r>
+        <w:rPr>
+          <w:color w:val="030403"/>
+        </w:rPr>
+        <w:t>t</w:t>
+      </w:r>
+      <w:r>
+        <w:rPr>
+          <w:color w:val="030500"/>
+        </w:rPr>
+        <w:t>h</w:t>
+      </w:r>
+      <w:r>
+        <w:rPr>
+          <w:color w:val="010000"/>
+        </w:rPr>
+        <w:t>a</w:t>
+      </w:r>
+      <w:r>
+        <w:rPr>
+          <w:color w:val="030201"/>
+        </w:rPr>
+        <w:t>t</w:t>
+      </w:r>
+      <w:r>
+        <w:rPr/>
+        <w:t xml:space="preserve"> </w:t>
+      </w:r>
+      <w:r>
+        <w:rPr>
+          <w:color w:val="030403"/>
+        </w:rPr>
+        <w:t>a</w:t>
+      </w:r>
+      <w:r>
+        <w:rPr>
+          <w:color w:val="010000"/>
+        </w:rPr>
+        <w:t>r</w:t>
+      </w:r>
+      <w:r>
+        <w:rPr>
+          <w:color w:val="030500"/>
+        </w:rPr>
+        <w:t>e</w:t>
+      </w:r>
+      <w:r>
+        <w:rPr/>
+        <w:t xml:space="preserve"> </w:t>
+      </w:r>
+      <w:r>
+        <w:rPr>
+          <w:color w:val="030200"/>
+        </w:rPr>
+        <w:t>a</w:t>
+      </w:r>
+      <w:r>
+        <w:rPr>
+          <w:color w:val="030303"/>
+        </w:rPr>
+        <w:t>t</w:t>
+      </w:r>
+      <w:r>
+        <w:rPr/>
+        <w:t xml:space="preserve"> </w:t>
+      </w:r>
+      <w:r>
+        <w:rPr>
+          <w:color w:val="030402"/>
+        </w:rPr>
+        <w:t>t</w:t>
+      </w:r>
+      <w:r>
+        <w:rPr>
+          <w:color w:val="030303"/>
+        </w:rPr>
+        <w:t>h</w:t>
+      </w:r>
+      <w:r>
+        <w:rPr>
+          <w:color w:val="030501"/>
+        </w:rPr>
+        <w:t>e</w:t>
+      </w:r>
+      <w:r>
+        <w:rPr/>
+        <w:t xml:space="preserve"> </w:t>
+      </w:r>
+      <w:r>
+        <w:rPr>
+          <w:color w:val="030103"/>
+        </w:rPr>
+        <w:t>d</w:t>
+      </w:r>
+      <w:r>
+        <w:rPr>
+          <w:color w:val="030200"/>
+        </w:rPr>
+        <w:t>i</w:t>
+      </w:r>
+      <w:r>
+        <w:rPr>
+          <w:color w:val="030300"/>
+        </w:rPr>
+        <w:t>s</w:t>
+      </w:r>
+      <w:r>
+        <w:rPr>
+          <w:color w:val="030601"/>
+        </w:rPr>
+        <w:t>p</w:t>
+      </w:r>
+      <w:r>
+        <w:rPr>
+          <w:color w:val="010000"/>
+        </w:rPr>
+        <w:t>o</w:t>
+      </w:r>
+      <w:r>
+        <w:rPr>
+          <w:color w:val="030100"/>
+        </w:rPr>
+        <w:t>s</w:t>
+      </w:r>
+      <w:r>
+        <w:rPr>
+          <w:color w:val="030201"/>
+        </w:rPr>
+        <w:t>a</w:t>
+      </w:r>
+      <w:r>
+        <w:rPr>
+          <w:color w:val="030403"/>
+        </w:rPr>
+        <w:t>l</w:t>
+      </w:r>
+      <w:r>
+        <w:rPr/>
+        <w:t xml:space="preserve"> </w:t>
+      </w:r>
+      <w:r>
+        <w:rPr>
+          <w:color w:val="030003"/>
+        </w:rPr>
+        <w:t>o</w:t>
+      </w:r>
+      <w:r>
+        <w:rPr>
+          <w:color w:val="030303"/>
+        </w:rPr>
+        <w:t>f</w:t>
+      </w:r>
+      <w:r>
+        <w:rPr/>
+        <w:t xml:space="preserve"> </w:t>
+      </w:r>
+      <w:r>
+        <w:rPr>
+          <w:color w:val="030501"/>
+        </w:rPr>
+        <w:t>t</w:t>
+      </w:r>
+      <w:r>
+        <w:rPr>
+          <w:color w:val="030302"/>
+        </w:rPr>
+        <w:t>h</w:t>
+      </w:r>
+      <w:r>
+        <w:rPr>
+          <w:color w:val="030500"/>
+        </w:rPr>
+        <w:t>e</w:t>
+      </w:r>
+      <w:r>
+        <w:rPr/>
+        <w:t xml:space="preserve"> </w:t>
+      </w:r>
+      <w:r>
+        <w:rPr>
+          <w:color w:val="030101"/>
+        </w:rPr>
+        <w:t>s</w:t>
+      </w:r>
+      <w:r>
+        <w:rPr>
+          <w:color w:val="030100"/>
+        </w:rPr>
+        <w:t>u</w:t>
+      </w:r>
+      <w:r>
+        <w:rPr>
+          <w:color w:val="010000"/>
+        </w:rPr>
+        <w:t>p</w:t>
+      </w:r>
+      <w:r>
+        <w:rPr>
+          <w:color w:val="030001"/>
+        </w:rPr>
+        <w:t>r</w:t>
+      </w:r>
+      <w:r>
+        <w:rPr>
+          <w:color w:val="030302"/>
+        </w:rPr>
+        <w:t>e</w:t>
+      </w:r>
+      <w:r>
+        <w:rPr>
+          <w:color w:val="030100"/>
+        </w:rPr>
+        <w:t>m</w:t>
+      </w:r>
+      <w:r>
+        <w:rPr>
+          <w:color w:val="010000"/>
+        </w:rPr>
+        <w:t>e</w:t>
+      </w:r>
+      <w:r>
+        <w:rPr/>
+        <w:t xml:space="preserve"> </w:t>
+      </w:r>
+      <w:r>
+        <w:rPr>
+          <w:color w:val="030201"/>
+        </w:rPr>
+        <w:t>c</w:t>
+      </w:r>
+      <w:r>
+        <w:rPr>
+          <w:color w:val="030103"/>
+        </w:rPr>
+        <w:t>o</w:t>
+      </w:r>
+      <w:r>
+        <w:rPr>
+          <w:color w:val="030302"/>
+        </w:rPr>
+        <w:t>m</w:t>
+      </w:r>
+      <w:r>
+        <w:rPr>
+          <w:color w:val="030303"/>
+        </w:rPr>
+        <w:t>m</w:t>
+      </w:r>
+      <w:r>
+        <w:rPr>
+          <w:color w:val="030402"/>
+        </w:rPr>
+        <w:t>a</w:t>
+      </w:r>
+      <w:r>
+        <w:rPr>
+          <w:color w:val="030101"/>
+        </w:rPr>
+        <w:t>n</w:t>
+      </w:r>
+      <w:r>
+        <w:rPr>
+          <w:color w:val="030100"/>
+        </w:rPr>
+        <w:t>d</w:t>
+      </w:r>
+      <w:r>
+        <w:rPr>
+          <w:color w:val="010302"/>
+        </w:rPr>
+        <w:t>e</w:t>
+      </w:r>
+      <w:r>
+        <w:rPr>
+          <w:color w:val="010000"/>
+        </w:rPr>
+        <w:t>r</w:t>
+      </w:r>
+      <w:r>
+        <w:rPr>
+          <w:color w:val="020201"/>
+        </w:rPr>
+        <w:t>,</w:t>
+      </w:r>
+      <w:r>
+        <w:rPr/>
+        <w:t xml:space="preserve"> </w:t>
+      </w:r>
+      <w:r>
+        <w:rPr>
+          <w:color w:val="030403"/>
+        </w:rPr>
+        <w:t>t</w:t>
+      </w:r>
+      <w:r>
+        <w:rPr>
+          <w:color w:val="030301"/>
+        </w:rPr>
+        <w:t>h</w:t>
+      </w:r>
+      <w:r>
+        <w:rPr>
+          <w:color w:val="030001"/>
+        </w:rPr>
+        <w:t>e</w:t>
+      </w:r>
+      <w:r>
+        <w:rPr/>
+        <w:t xml:space="preserve"> </w:t>
+      </w:r>
+      <w:r>
+        <w:rPr>
+          <w:color w:val="030302"/>
+        </w:rPr>
+        <w:t>m</w:t>
+      </w:r>
+      <w:r>
+        <w:rPr>
+          <w:color w:val="010000"/>
+        </w:rPr>
+        <w:t>o</w:t>
+      </w:r>
+      <w:r>
+        <w:rPr>
+          <w:color w:val="030200"/>
+        </w:rPr>
+        <w:t>r</w:t>
+      </w:r>
+      <w:r>
+        <w:rPr>
+          <w:color w:val="030001"/>
+        </w:rPr>
+        <w:t>e</w:t>
+      </w:r>
+      <w:r>
+        <w:rPr/>
+        <w:t xml:space="preserve"> </w:t>
+      </w:r>
+      <w:r>
+        <w:rPr>
+          <w:color w:val="030402"/>
+        </w:rPr>
+        <w:t>a</w:t>
+      </w:r>
+      <w:r>
+        <w:rPr>
+          <w:color w:val="030100"/>
+        </w:rPr>
+        <w:t>p</w:t>
+      </w:r>
+      <w:r>
+        <w:rPr>
+          <w:color w:val="010000"/>
+        </w:rPr>
+        <w:t>p</w:t>
+      </w:r>
+      <w:r>
+        <w:rPr>
+          <w:color w:val="030200"/>
+        </w:rPr>
+        <w:t>e</w:t>
+      </w:r>
+      <w:r>
+        <w:rPr>
+          <w:color w:val="030201"/>
+        </w:rPr>
+        <w:t>a</w:t>
+      </w:r>
+      <w:r>
+        <w:rPr>
+          <w:color w:val="030500"/>
+        </w:rPr>
+        <w:t>l</w:t>
+      </w:r>
+      <w:r>
+        <w:rPr>
+          <w:color w:val="010302"/>
+        </w:rPr>
+        <w:t>i</w:t>
+      </w:r>
+      <w:r>
+        <w:rPr>
+          <w:color w:val="010000"/>
+        </w:rPr>
+        <w:t>n</w:t>
+      </w:r>
+      <w:r>
+        <w:rPr>
+          <w:color w:val="020002"/>
+        </w:rPr>
+        <w:t>g</w:t>
+      </w:r>
+      <w:r>
+        <w:rPr/>
+        <w:t xml:space="preserve"> </w:t>
+      </w:r>
+      <w:r>
+        <w:rPr>
+          <w:color w:val="030300"/>
+        </w:rPr>
+        <w:t>t</w:t>
+      </w:r>
+      <w:r>
+        <w:rPr>
+          <w:color w:val="030303"/>
+        </w:rPr>
+        <w:t>h</w:t>
+      </w:r>
+      <w:r>
+        <w:rPr>
+          <w:color w:val="030003"/>
+        </w:rPr>
+        <w:t>e</w:t>
+      </w:r>
+      <w:r>
+        <w:rPr/>
+        <w:t xml:space="preserve"> </w:t>
+      </w:r>
+      <w:r>
+        <w:rPr>
+          <w:color w:val="030203"/>
+        </w:rPr>
+        <w:t>u</w:t>
+      </w:r>
+      <w:r>
+        <w:rPr>
+          <w:color w:val="030001"/>
+        </w:rPr>
+        <w:t>s</w:t>
+      </w:r>
+      <w:r>
+        <w:rPr>
+          <w:color w:val="030100"/>
+        </w:rPr>
+        <w:t>e</w:t>
+      </w:r>
+      <w:r>
+        <w:rPr/>
+        <w:t xml:space="preserve"> </w:t>
+      </w:r>
+      <w:r>
+        <w:rPr>
+          <w:color w:val="030101"/>
+        </w:rPr>
+        <w:t>o</w:t>
+      </w:r>
+      <w:r>
+        <w:rPr>
+          <w:color w:val="010000"/>
+        </w:rPr>
+        <w:t>f</w:t>
+      </w:r>
+      <w:r>
+        <w:rPr/>
+        <w:t xml:space="preserve"> </w:t>
+      </w:r>
+      <w:r>
+        <w:rPr>
+          <w:color w:val="030201"/>
+        </w:rPr>
+        <w:t>c</w:t>
+      </w:r>
+      <w:r>
+        <w:rPr>
+          <w:color w:val="030403"/>
+        </w:rPr>
+        <w:t>u</w:t>
+      </w:r>
+      <w:r>
+        <w:rPr>
+          <w:color w:val="030403"/>
+        </w:rPr>
+        <w:t>n</w:t>
+      </w:r>
+      <w:r>
+        <w:rPr>
+          <w:color w:val="030501"/>
+        </w:rPr>
+        <w:t>n</w:t>
+      </w:r>
+      <w:r>
+        <w:rPr>
+          <w:color w:val="030101"/>
+        </w:rPr>
+        <w:t>i</w:t>
+      </w:r>
+      <w:r>
+        <w:rPr>
+          <w:color w:val="010000"/>
+        </w:rPr>
+        <w:t>n</w:t>
+      </w:r>
+      <w:r>
+        <w:rPr>
+          <w:color w:val="030001"/>
+        </w:rPr>
+        <w:t>g</w:t>
+      </w:r>
+      <w:r>
+        <w:rPr/>
+        <w:t xml:space="preserve"> </w:t>
+      </w:r>
+      <w:r>
+        <w:rPr>
+          <w:color w:val="030102"/>
+        </w:rPr>
+        <w:t>b</w:t>
+      </w:r>
+      <w:r>
+        <w:rPr>
+          <w:color w:val="030102"/>
+        </w:rPr>
+        <w:t>e</w:t>
+      </w:r>
+      <w:r>
+        <w:rPr>
+          <w:color w:val="030101"/>
+        </w:rPr>
+        <w:t>c</w:t>
+      </w:r>
+      <w:r>
+        <w:rPr>
+          <w:color w:val="030003"/>
+        </w:rPr>
+        <w:t>o</w:t>
+      </w:r>
+      <w:r>
+        <w:rPr>
+          <w:color w:val="030500"/>
+        </w:rPr>
+        <w:t>m</w:t>
+      </w:r>
+      <w:r>
+        <w:rPr>
+          <w:color w:val="030403"/>
+        </w:rPr>
+        <w:t>e</w:t>
+      </w:r>
+      <w:r>
+        <w:rPr>
+          <w:color w:val="010000"/>
+        </w:rPr>
+        <w:t>s</w:t>
+      </w:r>
+      <w:r>
+        <w:rPr>
+          <w:color w:val="030400"/>
+        </w:rPr>
+        <w:t>.</w:t>
+      </w:r>
+      <w:r>
+        <w:rPr/>
+        <w:t xml:space="preserve"> </w:t>
+      </w:r>
+      <w:r>
+        <w:rPr>
+          <w:color w:val="030402"/>
+        </w:rPr>
+        <w:t>I</w:t>
+      </w:r>
+      <w:r>
+        <w:rPr>
+          <w:color w:val="030101"/>
+        </w:rPr>
+        <w:t>n</w:t>
+      </w:r>
+      <w:r>
+        <w:rPr/>
+        <w:t xml:space="preserve"> </w:t>
+      </w:r>
+      <w:r>
+        <w:rPr>
+          <w:color w:val="030500"/>
+        </w:rPr>
+        <w:t>a</w:t>
+      </w:r>
+      <w:r>
+        <w:rPr/>
+        <w:t xml:space="preserve"> </w:t>
+      </w:r>
+      <w:r>
+        <w:rPr>
+          <w:color w:val="030101"/>
+        </w:rPr>
+        <w:t>s</w:t>
+      </w:r>
+      <w:r>
+        <w:rPr>
+          <w:color w:val="030600"/>
+        </w:rPr>
+        <w:t>t</w:t>
+      </w:r>
+      <w:r>
+        <w:rPr>
+          <w:color w:val="030500"/>
+        </w:rPr>
+        <w:t>a</w:t>
+      </w:r>
+      <w:r>
+        <w:rPr>
+          <w:color w:val="010000"/>
+        </w:rPr>
+        <w:t>t</w:t>
+      </w:r>
+      <w:r>
+        <w:rPr>
+          <w:color w:val="030102"/>
+        </w:rPr>
+        <w:t>e</w:t>
+      </w:r>
+      <w:r>
+        <w:rPr/>
+        <w:t xml:space="preserve"> </w:t>
+      </w:r>
+      <w:r>
+        <w:rPr>
+          <w:color w:val="030303"/>
+        </w:rPr>
+        <w:t>o</w:t>
+      </w:r>
+      <w:r>
+        <w:rPr>
+          <w:color w:val="030402"/>
+        </w:rPr>
+        <w:t>f</w:t>
+      </w:r>
+      <w:r>
+        <w:rPr/>
+        <w:t xml:space="preserve"> </w:t>
+      </w:r>
+      <w:r>
+        <w:rPr>
+          <w:color w:val="010000"/>
+        </w:rPr>
+        <w:t>w</w:t>
+      </w:r>
+      <w:r>
+        <w:rPr>
+          <w:color w:val="030101"/>
+        </w:rPr>
+        <w:t>e</w:t>
+      </w:r>
+      <w:r>
+        <w:rPr>
+          <w:color w:val="030301"/>
+        </w:rPr>
+        <w:t>a</w:t>
+      </w:r>
+      <w:r>
+        <w:rPr>
+          <w:color w:val="030002"/>
+        </w:rPr>
+        <w:t>k</w:t>
+      </w:r>
+      <w:r>
+        <w:rPr>
+          <w:color w:val="030001"/>
+        </w:rPr>
+        <w:t>n</w:t>
+      </w:r>
+      <w:r>
+        <w:rPr>
+          <w:color w:val="030402"/>
+        </w:rPr>
+        <w:t>e</w:t>
+      </w:r>
+      <w:r>
+        <w:rPr>
+          <w:color w:val="030103"/>
+        </w:rPr>
+        <w:t>s</w:t>
+      </w:r>
+      <w:r>
+        <w:rPr>
+          <w:color w:val="030303"/>
+        </w:rPr>
+        <w:t>s</w:t>
+      </w:r>
+      <w:r>
+        <w:rPr/>
+        <w:t xml:space="preserve"> </w:t>
+      </w:r>
+      <w:r>
+        <w:rPr>
+          <w:color w:val="010000"/>
+        </w:rPr>
+        <w:t>a</w:t>
+      </w:r>
+      <w:r>
+        <w:rPr>
+          <w:color w:val="030303"/>
+        </w:rPr>
+        <w:t>n</w:t>
+      </w:r>
+      <w:r>
+        <w:rPr>
+          <w:color w:val="030302"/>
+        </w:rPr>
+        <w:t>d</w:t>
+      </w:r>
+      <w:r>
+        <w:rPr/>
+        <w:t xml:space="preserve"> </w:t>
+      </w:r>
+      <w:r>
+        <w:rPr>
+          <w:color w:val="010000"/>
+        </w:rPr>
+        <w:t>i</w:t>
+      </w:r>
+      <w:r>
+        <w:rPr>
+          <w:color w:val="030002"/>
+        </w:rPr>
+        <w:t>n</w:t>
+      </w:r>
+      <w:r>
+        <w:rPr>
+          <w:color w:val="030601"/>
+        </w:rPr>
+        <w:t>s</w:t>
+      </w:r>
+      <w:r>
+        <w:rPr>
+          <w:color w:val="010301"/>
+        </w:rPr>
+        <w:t>i</w:t>
+      </w:r>
+      <w:r>
+        <w:rPr>
+          <w:color w:val="030400"/>
+        </w:rPr>
+        <w:t>g</w:t>
+      </w:r>
+      <w:r>
+        <w:rPr>
+          <w:color w:val="030402"/>
+        </w:rPr>
+        <w:t>n</w:t>
+      </w:r>
+      <w:r>
+        <w:rPr>
+          <w:color w:val="030303"/>
+        </w:rPr>
+        <w:t>i</w:t>
+      </w:r>
+      <w:r>
+        <w:rPr>
+          <w:color w:val="030100"/>
+        </w:rPr>
+        <w:t>f</w:t>
+      </w:r>
+      <w:r>
+        <w:rPr>
+          <w:color w:val="030501"/>
+        </w:rPr>
+        <w:t>i</w:t>
+      </w:r>
+      <w:r>
+        <w:rPr>
+          <w:color w:val="030003"/>
+        </w:rPr>
+        <w:t>c</w:t>
+      </w:r>
+      <w:r>
+        <w:rPr>
+          <w:color w:val="030500"/>
+        </w:rPr>
+        <w:t>a</w:t>
+      </w:r>
+      <w:r>
+        <w:rPr>
+          <w:color w:val="030403"/>
+        </w:rPr>
+        <w:t>n</w:t>
+      </w:r>
+      <w:r>
+        <w:rPr>
+          <w:color w:val="010300"/>
+        </w:rPr>
+        <w:t>c</w:t>
+      </w:r>
+      <w:r>
+        <w:rPr>
+          <w:color w:val="010000"/>
+        </w:rPr>
+        <w:t>e</w:t>
+      </w:r>
+      <w:r>
+        <w:rPr>
+          <w:color w:val="030101"/>
+        </w:rPr>
+        <w:t>,</w:t>
+      </w:r>
+      <w:r>
+        <w:rPr/>
+        <w:t xml:space="preserve"> </w:t>
+      </w:r>
+      <w:r>
+        <w:rPr>
+          <w:color w:val="030202"/>
+        </w:rPr>
+        <w:t>w</w:t>
+      </w:r>
+      <w:r>
+        <w:rPr>
+          <w:color w:val="030101"/>
+        </w:rPr>
+        <w:t>h</w:t>
+      </w:r>
+      <w:r>
+        <w:rPr>
+          <w:color w:val="030003"/>
+        </w:rPr>
+        <w:t>e</w:t>
+      </w:r>
+      <w:r>
+        <w:rPr>
+          <w:color w:val="030500"/>
+        </w:rPr>
+        <w:t>n</w:t>
+      </w:r>
+      <w:r>
+        <w:rPr/>
+        <w:t xml:space="preserve"> </w:t>
+      </w:r>
+      <w:r>
+        <w:rPr>
+          <w:color w:val="030201"/>
+        </w:rPr>
+        <w:t>p</w:t>
+      </w:r>
+      <w:r>
+        <w:rPr>
+          <w:color w:val="030302"/>
+        </w:rPr>
+        <w:t>r</w:t>
+      </w:r>
+      <w:r>
+        <w:rPr>
+          <w:color w:val="030103"/>
+        </w:rPr>
+        <w:t>u</w:t>
+      </w:r>
+      <w:r>
+        <w:rPr>
+          <w:color w:val="010000"/>
+        </w:rPr>
+        <w:t>d</w:t>
+      </w:r>
+      <w:r>
+        <w:rPr>
+          <w:color w:val="030403"/>
+        </w:rPr>
+        <w:t>e</w:t>
+      </w:r>
+      <w:r>
+        <w:rPr>
+          <w:color w:val="030501"/>
+        </w:rPr>
+        <w:t>n</w:t>
+      </w:r>
+      <w:r>
+        <w:rPr>
+          <w:color w:val="030101"/>
+        </w:rPr>
+        <w:t>c</w:t>
+      </w:r>
+      <w:r>
+        <w:rPr>
+          <w:color w:val="030500"/>
+        </w:rPr>
+        <w:t>e</w:t>
+      </w:r>
+      <w:r>
+        <w:rPr>
+          <w:color w:val="030403"/>
+        </w:rPr>
+        <w:t>,</w:t>
+      </w:r>
+      <w:r>
+        <w:rPr/>
+        <w:t xml:space="preserve"> </w:t>
+      </w:r>
+      <w:r>
+        <w:rPr>
+          <w:color w:val="010000"/>
+        </w:rPr>
+        <w:t>j</w:t>
+      </w:r>
+      <w:r>
+        <w:rPr>
+          <w:color w:val="030001"/>
+        </w:rPr>
+        <w:t>u</w:t>
+      </w:r>
+      <w:r>
+        <w:rPr>
+          <w:color w:val="030302"/>
+        </w:rPr>
+        <w:t>d</w:t>
+      </w:r>
+      <w:r>
+        <w:rPr>
+          <w:color w:val="030100"/>
+        </w:rPr>
+        <w:t>g</w:t>
+      </w:r>
+      <w:r>
+        <w:rPr>
+          <w:color w:val="010000"/>
+        </w:rPr>
+        <w:t>m</w:t>
+      </w:r>
+      <w:r>
+        <w:rPr>
+          <w:color w:val="030502"/>
+        </w:rPr>
+        <w:t>e</w:t>
+      </w:r>
+      <w:r>
+        <w:rPr>
+          <w:color w:val="030101"/>
+        </w:rPr>
+        <w:t>n</w:t>
+      </w:r>
+      <w:r>
+        <w:rPr>
+          <w:color w:val="030103"/>
+        </w:rPr>
+        <w:t>t</w:t>
+      </w:r>
+      <w:r>
+        <w:rPr>
+          <w:color w:val="030101"/>
+        </w:rPr>
+        <w:t>,</w:t>
+      </w:r>
+      <w:r>
+        <w:rPr/>
+        <w:t xml:space="preserve"> </w:t>
+      </w:r>
+      <w:r>
+        <w:rPr>
+          <w:color w:val="030500"/>
+        </w:rPr>
+        <w:t>a</w:t>
+      </w:r>
+      <w:r>
+        <w:rPr>
+          <w:color w:val="030001"/>
+        </w:rPr>
+        <w:t>n</w:t>
+      </w:r>
+      <w:r>
+        <w:rPr>
+          <w:color w:val="030002"/>
+        </w:rPr>
+        <w:t>d</w:t>
+      </w:r>
+      <w:r>
+        <w:rPr/>
+        <w:t xml:space="preserve"> </w:t>
+      </w:r>
+      <w:r>
+        <w:rPr>
+          <w:color w:val="030300"/>
+        </w:rPr>
+        <w:t>a</w:t>
+      </w:r>
+      <w:r>
+        <w:rPr>
+          <w:color w:val="030101"/>
+        </w:rPr>
+        <w:t>b</w:t>
+      </w:r>
+      <w:r>
+        <w:rPr>
+          <w:color w:val="010000"/>
+        </w:rPr>
+        <w:t>i</w:t>
+      </w:r>
+      <w:r>
+        <w:rPr>
+          <w:color w:val="030303"/>
+        </w:rPr>
+        <w:t>l</w:t>
+      </w:r>
+      <w:r>
+        <w:rPr>
+          <w:color w:val="030201"/>
+        </w:rPr>
+        <w:t>i</w:t>
+      </w:r>
+      <w:r>
+        <w:rPr>
+          <w:color w:val="030300"/>
+        </w:rPr>
+        <w:t>t</w:t>
+      </w:r>
+      <w:r>
+        <w:rPr>
+          <w:color w:val="030403"/>
+        </w:rPr>
+        <w:t>y</w:t>
+      </w:r>
+      <w:r>
+        <w:rPr/>
+        <w:t xml:space="preserve"> </w:t>
+      </w:r>
+      <w:r>
+        <w:rPr>
+          <w:color w:val="010302"/>
+        </w:rPr>
+        <w:t>n</w:t>
+      </w:r>
+      <w:r>
+        <w:rPr/>
+        <w:t>o longer suffice, cunning may well appear the only hope. The bleaker the situation, with everything concentrating on a single desperate attempt, the more readily cunning is joined to daring. Released from all future considerations, and liberated from thoughts of later retribution, boldness and cunning will be free to augment each other to the point of concentrating a faint glimmer of hope into a single beam of light which may yet kindle a flame.</w:t>
       </w:r>
     </w:p>
     <w:sectPr>
